--- a/exports/C01/C01_NI43101.docx
+++ b/exports/C01/C01_NI43101.docx
@@ -23,7 +23,7 @@
         <w:pStyle w:val="Abstract"/>
       </w:pPr>
       <w:r>
-        <w:t xml:space="preserve">Cette section présente la norme canadienne sur les rapports techniques miniers : le rapport NI 43-101. Il rassemble une grande quantité d’informations sur les projets miniers, de la phase d’exploration à l’exploitation. Ce chapitre couvre ces aspects, puis conclut par une introduction à la Loi sur les mines du Québec.</w:t>
+        <w:t xml:space="preserve">Cette section présente la norme canadienne relative aux rapports techniques miniers : le rapport NI 43-101. Il rassemble une grande quantité d’informations sur les projets miniers, de la phase d’exploration à l’exploitation. Ce chapitre aborde ces aspects, puis conclut par une introduction à la Loi sur les mines du Québec.</w:t>
       </w:r>
     </w:p>
     <w:sdt>
@@ -45,7 +45,7 @@
         <w:p>
           <w:r>
             <w:fldChar w:fldCharType="begin" w:dirty="true"/>
-            <w:instrText xml:space="preserve">TOC \o "1-3" \h \z \u</w:instrText>
+            <w:instrText xml:space="preserve">TOC \o "1-4" \h \z \u</w:instrText>
             <w:fldChar w:fldCharType="separate"/>
             <w:fldChar w:fldCharType="end"/>
           </w:r>
@@ -172,7 +172,7 @@
               </w:numPr>
             </w:pPr>
             <w:r>
-              <w:t xml:space="preserve">Expliquer le rôle du rapport technique NI 43-101 dans la communication de l’information relative aux projets miniers au Canada ;</w:t>
+              <w:t xml:space="preserve">Expliquer le rôle du rapport technique NI 43-101 dans la communication de l’information relative aux projets miniers au Canada;</w:t>
             </w:r>
           </w:p>
           <w:p>
@@ -183,7 +183,7 @@
               </w:numPr>
             </w:pPr>
             <w:r>
-              <w:t xml:space="preserve">Identifier les principales sections d’un rapport NI 43-101 et reconnaître les informations qu’elles contiennent sur un projet minier ;</w:t>
+              <w:t xml:space="preserve">Distinguer les catégories de ressources minérales et de réserves minérales, ainsi que les niveaux de confiance associés;</w:t>
             </w:r>
           </w:p>
           <w:p>
@@ -194,29 +194,7 @@
               </w:numPr>
             </w:pPr>
             <w:r>
-              <w:t xml:space="preserve">Distinguer les catégories de ressources minérales et de réserves minérales, ainsi que les niveaux de confiance associés ;</w:t>
-            </w:r>
-          </w:p>
-          <w:p>
-            <w:pPr>
-              <w:numPr>
-                <w:ilvl w:val="0"/>
-                <w:numId w:val="1001"/>
-              </w:numPr>
-            </w:pPr>
-            <w:r>
-              <w:t xml:space="preserve">Expliquer le rôle, les responsabilités et les obligations de la personne qualifiée (PQ) dans la préparation d’un rapport conforme à la NI 43-101 ;</w:t>
-            </w:r>
-          </w:p>
-          <w:p>
-            <w:pPr>
-              <w:numPr>
-                <w:ilvl w:val="0"/>
-                <w:numId w:val="1001"/>
-              </w:numPr>
-            </w:pPr>
-            <w:r>
-              <w:t xml:space="preserve">Interpréter les informations d’un rapport technique afin d’évaluer l’état d’avancement, les incertitudes et les limites d’un projet minier ;</w:t>
+              <w:t xml:space="preserve">Expliquer le rôle, les responsabilités et les obligations de la personne qualifiée (PQ) dans la préparation d’un rapport conforme à la NI 43-101;</w:t>
             </w:r>
           </w:p>
           <w:p>
@@ -353,22 +331,6 @@
             <w:r>
               <w:t xml:space="preserve">Ce chapitre s’appuie principalement sur le livre suivant :</w:t>
             </w:r>
-            <w:r>
-              <w:t xml:space="preserve"> </w:t>
-            </w:r>
-            <w:r>
-              <w:rPr>
-                <w:b/>
-                <w:bCs/>
-              </w:rPr>
-              <w:t xml:space="preserve">Mineral Resource Estimation</w:t>
-            </w:r>
-            <w:r>
-              <w:br/>
-            </w:r>
-            <w:r>
-              <w:t xml:space="preserve">Rossi, M. E., &amp; Deutsch, C. V. (2014). Mineral Resource Estimation. Springer Netherlands. https://doi.org/10.1007/978-1-4020-5717-5</w:t>
-            </w:r>
           </w:p>
           <w:p>
             <w:pPr>
@@ -378,20 +340,20 @@
               <w:spacing w:after="16"/>
             </w:pPr>
             <w:r>
-              <w:t xml:space="preserve">Ce manuel est une référence internationale pour la classification, l’estimation et la communication des ressources et des réserves minières.</w:t>
+              <w:t xml:space="preserve">Rossi, M. E., &amp; Deutsch, C. V. (2014). Mineral Resource Estimation. Springer Netherlands.</w:t>
             </w:r>
           </w:p>
           <w:p/>
         </w:tc>
       </w:tr>
     </w:tbl>
-    <w:bookmarkStart w:id="28" w:name="X59c2f90040235e28fa91b8762cce9d09216013f"/>
+    <w:bookmarkStart w:id="28" w:name="divulgation-des-ressources-minières"/>
     <w:p>
       <w:pPr>
         <w:pStyle w:val="Heading2"/>
       </w:pPr>
       <w:r>
-        <w:t xml:space="preserve">1 Divulgation des ressources minières : normes, confiance et incertitude</w:t>
+        <w:t xml:space="preserve">1 Divulgation des ressources minières</w:t>
       </w:r>
     </w:p>
     <w:p>
@@ -399,23 +361,15 @@
         <w:pStyle w:val="FirstParagraph"/>
       </w:pPr>
       <w:r>
-        <w:t xml:space="preserve">Avant de parler d’estimation, il faut d’abord comprendre ce que l’on cherche à estimer et, surtout, comment cette information est présentée publiquement. Une ressource minérale n’est pas une quantité connue avec certitude. C’est une estimation construite à partir de données limitées, d’un modèle géologique et d’un certain niveau de confiance.</w:t>
-      </w:r>
-    </w:p>
-    <w:p>
-      <w:pPr>
-        <w:pStyle w:val="BodyText"/>
-      </w:pPr>
-      <w:r>
-        <w:t xml:space="preserve">Ce premier chapitre sert donc à poser le cadre. On y présente la norme NI 43-101, la distinction entre ressources et réserves, le rôle de la personne qualifiée, ainsi que certains éléments du cadre légal québécois. L’objectif n’est pas encore d’entrer dans les méthodes de calcul, mais plutôt de comprendre le contexte canadien de la divulgation des ressources et des réserves minières. Cela permet aussi de voir pourquoi l’estimation d’une ressource doit toujours être accompagnée d’un langage clair, de règles de divulgation et d’une réflexion sur l’incertitude.</w:t>
-      </w:r>
-    </w:p>
-    <w:p>
-      <w:pPr>
-        <w:pStyle w:val="BodyText"/>
-      </w:pPr>
-      <w:r>
-        <w:t xml:space="preserve">Pour entrer dans ce sujet, le point de départ le plus naturel est le rapport technique minier. C’est dans ce type de document que les données, les interprétations géologiques, les ressources déclarées et les limites du projet sont présentées de manière structurée. Avant de discuter des méthodes utilisées pour estimer une ressource, il faut donc comprendre à quoi sert ce rapport, ce qu’il contient et pourquoi il occupe une place aussi importante dans la communication des projets miniers.</w:t>
+        <w:t xml:space="preserve">Une ressource minérale ne correspond pas à une quantité connue avec certitude. Elle constitue une estimation fondée sur les données disponibles, l’interprétation géologique du gisement, les méthodes employées et les hypothèses retenues pour sa modélisation. Sa classification reflète le niveau de confiance associé à cette estimation, lequel dépend notamment de la quantité et de la qualité des données, de la continuité géologique et des teneurs, ainsi que des choix méthodologiques effectués. Ainsi, deux équipes peuvent parvenir à des classifications différentes pour une même ressource lorsque leurs hypothèses, leurs interprétations ou leurs méthodes diffèrent, tout en respectant le cadre réglementaire applicable.</w:t>
+      </w:r>
+    </w:p>
+    <w:p>
+      <w:pPr>
+        <w:pStyle w:val="BodyText"/>
+      </w:pPr>
+      <w:r>
+        <w:t xml:space="preserve">La divulgation d’une ressource vise donc à communiquer non seulement une quantité et une teneur, mais également les données, les méthodes, les hypothèses et les incertitudes qui soutiennent cette estimation. Elle doit permettre au lecteur d’évaluer la robustesse du modèle et de comprendre les limites de l’information présentée.</w:t>
       </w:r>
     </w:p>
     <w:bookmarkStart w:id="26" w:name="X2f6760fe29f955e5ed7f500978d97527b6f72dd"/>
@@ -438,7 +392,18 @@
         <w:t xml:space="preserve"> </w:t>
       </w:r>
       <w:r>
-        <w:t xml:space="preserve">[@NI43101_2005]</w:t>
+        <w:t xml:space="preserve">(</w:t>
+      </w:r>
+      <w:hyperlink w:anchor="ref-NI43101_2005">
+        <w:r>
+          <w:rPr>
+            <w:rStyle w:val="Hyperlink"/>
+          </w:rPr>
+          <w:t xml:space="preserve">Administrators 2005</w:t>
+        </w:r>
+      </w:hyperlink>
+      <w:r>
+        <w:t xml:space="preserve">)</w:t>
       </w:r>
       <w:r>
         <w:t xml:space="preserve">, qui encadre la manière dont les informations techniques relatives aux propriétés minières doivent être préparées, vérifiées et communiquées.</w:t>
@@ -457,7 +422,7 @@
         <w:pStyle w:val="BodyText"/>
       </w:pPr>
       <w:r>
-        <w:t xml:space="preserve">La mise en place de la NI 43-101 est fortement associée au scandale Bre-X, l’un des plus importants scandales miniers et boursiers au Canada. Dans les années 1990, Bre-X prétendait avoir découvert de l’or avec une concentration de 200 millions d’onces (soit environ 6 200 tonnes) sur le projet Busang en Indonésie. On estimait que cela aurait représenté jusqu’à 8 % des stocks d’or mondiaux à cette époque. Dans ce qui a été ultérieurement révélé comme une fausse découverte d’or, les échantillons de carottes de forage avaient été salés, c’est-à-dire enrichis par l’ajout d’or provenant d’une source externe. Bre-X s’est effondré en 1997, et une demande d’un encadrement plus rigoureux de l’information technique diffusée aux marchés financiers est devenue nécessaire.</w:t>
+        <w:t xml:space="preserve">La mise en place de la NI 43-101 est fortement associée au scandale Bre-X, l’un des plus importants scandales miniers et boursiers au Canada. Dans les années 1990, Bre-X prétendait avoir découvert un gisement d’or contenant 200 millions d’onces (soit environ 6 200 tonnes) dans le cadre du projet Busang en Indonésie, ce qui aurait représenté jusqu’à 8 % des stocks d’or mondiaux à cette époque. Portée par ces annonces, la valeur boursière de l’entreprise a grimpé jusqu’à près de 6 milliards de dollars, attirant autant de petits épargnants que de grands investisseurs. Or, les échantillons de carottes de forage avaient été salés, c’est-à-dire enrichis par l’ajout d’or provenant d’une source externe : la découverte était montée de toutes pièces. Lorsque la fraude a été révélée en 1997, l’action s’est effondrée et sa capitalisation s’est évaporée presque entièrement, causant des pertes majeures à ceux qui avaient investi sur la bonne foi des données divulguées. C’est précisément ce risque financier — voir la valeur d’un titre reposer sur une ressource qui n’existe pas — qui a rendu nécessaire un encadrement plus rigoureux de l’information technique diffusée aux marchés financiers.</w:t>
       </w:r>
     </w:p>
     <w:p>
@@ -473,15 +438,15 @@
         <w:pStyle w:val="BodyText"/>
       </w:pPr>
       <w:r>
-        <w:t xml:space="preserve">Pour un ingénieur ou un géoscientifique, un rapport NI 43-101 ne se résume donc pas à une description de projet. C’est aussi un document qui permet de juger de la qualité des données disponibles, de la logique des interprétations proposées et du niveau de confiance que l’on peut accorder aux ressources déclarées. Il aide également à repérer les zones d’incertitude qui pourraient influencer la valeur du projet, sa faisabilité ou les décisions à prendre par la suite.</w:t>
-      </w:r>
-    </w:p>
-    <w:p>
-      <w:pPr>
-        <w:pStyle w:val="BodyText"/>
-      </w:pPr>
-      <w:r>
-        <w:t xml:space="preserve">Pour les investisseurs, ces rapports peuvent être difficiles à lire en raison de leur langage technique et de la quantité d’information qu’ils contiennent. Pour les géoscientifiques et les ingénieurs, ils sont toutefois une source d’information très riche. Savoir lire, interpréter et expliquer un rapport technique fait donc partie des compétences importantes en géologie minière et en génie.</w:t>
+        <w:t xml:space="preserve">Pour un ingénieur ou un géoscientifique, le rapport NI 43-101 est un outil d’évaluation : il permet d’évaluer la qualité des données disponibles, la logique des interprétations proposées et le niveau de confiance accordé aux ressources déclarées. Il aide également à repérer les zones d’incertitude susceptibles d’influencer la valeur du projet, sa faisabilité ou les décisions à prendre ultérieurement.</w:t>
+      </w:r>
+    </w:p>
+    <w:p>
+      <w:pPr>
+        <w:pStyle w:val="BodyText"/>
+      </w:pPr>
+      <w:r>
+        <w:t xml:space="preserve">Pour les investisseurs, ces rapports peuvent être difficiles à lire en raison de leur langage technique et de la quantité d’information qu’ils contiennent. Pour les géoscientifiques et les ingénieurs, ils constituent toutefois une source d’information très riche. Savoir lire, interpréter et expliquer un rapport technique fait donc partie des compétences essentielles de toute ingénieure et de tout ingénieur.</w:t>
       </w:r>
     </w:p>
     <w:bookmarkEnd w:id="26"/>
@@ -499,15 +464,15 @@
         <w:pStyle w:val="FirstParagraph"/>
       </w:pPr>
       <w:r>
-        <w:t xml:space="preserve">Une ressource déclarée n’a pas partout le même niveau de confiance. Même si une ressource est présentée sous forme d’un résultat chiffré, avec des tonnes et des teneurs, elle n’a pas partout le même niveau de confiance. Une zone traversée par plusieurs forages rapprochés, avec une géologie cohérente et des analyses régulières, ne présente pas le même niveau d’incertitude qu’une zone située plus loin des observations et disposant d’informations contradictoires.</w:t>
-      </w:r>
-    </w:p>
-    <w:p>
-      <w:pPr>
-        <w:pStyle w:val="BodyText"/>
-      </w:pPr>
-      <w:r>
-        <w:t xml:space="preserve">C’est cette différence qui est importante à comprendre. L’incertitude ne vient pas seulement du manque de données, mais aussi de la façon dont le modèle géologique est construit, de la continuité supposée des teneurs et de la qualité des informations disponibles. Déclarer une ressource, ce n’est donc pas seulement annoncer une quantité de métal ou de minerai. C’est aussi indiquer jusqu’à quel point cette quantité est appuyée par les données et par l’interprétation géologique.</w:t>
+        <w:t xml:space="preserve">Une ressource déclarée n’a pas partout le même niveau de confiance. Une zone traversée par plusieurs forages rapprochés, à géologie cohérente et avec des analyses régulières, ne présente pas la même incertitude qu’une zone éloignée des observations ou appuyée sur des informations contradictoires.</w:t>
+      </w:r>
+    </w:p>
+    <w:p>
+      <w:pPr>
+        <w:pStyle w:val="BodyText"/>
+      </w:pPr>
+      <w:r>
+        <w:t xml:space="preserve">Cette différence est essentielle. L’incertitude tient à plusieurs sources : le manque de données, la construction du modèle géologique, la continuité supposée des teneurs et la qualité des informations disponibles. Déclarer une ressource, c’est donc annoncer une quantité de métal ou de minerai et indiquer dans quelle mesure cette quantité est étayée par les données et par l’interprétation géologique.</w:t>
       </w:r>
     </w:p>
     <w:p>
@@ -527,7 +492,7 @@
         </w:numPr>
       </w:pPr>
       <w:r>
-        <w:t xml:space="preserve">les hypothèses géologiques utilisées pour construire le modèle ;</w:t>
+        <w:t xml:space="preserve">les hypothèses géologiques utilisées pour construire le modèle;</w:t>
       </w:r>
     </w:p>
     <w:p>
@@ -539,7 +504,7 @@
         </w:numPr>
       </w:pPr>
       <w:r>
-        <w:t xml:space="preserve">la densité et la répartition spatiale des forages ;</w:t>
+        <w:t xml:space="preserve">la densité et la répartition spatiale des forages;</w:t>
       </w:r>
     </w:p>
     <w:p>
@@ -551,7 +516,7 @@
         </w:numPr>
       </w:pPr>
       <w:r>
-        <w:t xml:space="preserve">la qualité de l’échantillonnage et des analyses de laboratoire ;</w:t>
+        <w:t xml:space="preserve">la qualité de l’échantillonnage et des analyses de laboratoire;</w:t>
       </w:r>
     </w:p>
     <w:p>
@@ -563,7 +528,7 @@
         </w:numPr>
       </w:pPr>
       <w:r>
-        <w:t xml:space="preserve">les erreurs de localisation ou de déviation des forages ;</w:t>
+        <w:t xml:space="preserve">les erreurs de localisation ou de déviation des forages;</w:t>
       </w:r>
     </w:p>
     <w:p>
@@ -575,7 +540,7 @@
         </w:numPr>
       </w:pPr>
       <w:r>
-        <w:t xml:space="preserve">la représentativité des échantillons ;</w:t>
+        <w:t xml:space="preserve">la représentativité des échantillons;</w:t>
       </w:r>
     </w:p>
     <w:p>
@@ -587,7 +552,7 @@
         </w:numPr>
       </w:pPr>
       <w:r>
-        <w:t xml:space="preserve">le traitement statistique des données ;</w:t>
+        <w:t xml:space="preserve">le traitement statistique des données;</w:t>
       </w:r>
     </w:p>
     <w:p>
@@ -599,7 +564,7 @@
         </w:numPr>
       </w:pPr>
       <w:r>
-        <w:t xml:space="preserve">la modélisation de la continuité géologique ;</w:t>
+        <w:t xml:space="preserve">la modélisation de la continuité géologique;</w:t>
       </w:r>
     </w:p>
     <w:p>
@@ -619,7 +584,7 @@
         <w:pStyle w:val="FirstParagraph"/>
       </w:pPr>
       <w:r>
-        <w:t xml:space="preserve">Deux équipes partant des mêmes données peuvent donc aboutir à des modèles différents selon les hypothèses géologiques et les méthodes retenues. La confiance accordée à une estimation augmente lorsque les données sont nombreuses, bien réparties et cohérentes avec la géologie ; elle demeure néanmoins une approximation, puisque seule une partie du sous-sol est observée. L’incertitude recouvre alors deux composantes : la portion non vérifiable du gisement et l’erreur propre à la mesure.</w:t>
+        <w:t xml:space="preserve">Deux équipes, partant des mêmes données, peuvent donc aboutir à des modèles différents selon les hypothèses géologiques et les méthodes retenues. La confiance accordée à une estimation augmente lorsque les données sont nombreuses, bien réparties et cohérentes avec la géologie; elle demeure néanmoins une approximation, puisque seule une partie du sous-sol est observée. L’incertitude se décompose alors en deux composantes : la portion non vérifiable du gisement et l’erreur propre à la mesure.</w:t>
       </w:r>
     </w:p>
     <w:p>
@@ -649,7 +614,7 @@
         <w:t xml:space="preserve"> </w:t>
       </w:r>
       <w:r>
-        <w:t xml:space="preserve">: niveau de confiance élevé, fondé sur des données nombreuses, rapprochées et de bonne qualité ;</w:t>
+        <w:t xml:space="preserve">: niveau de confiance élevé, fondé sur des données nombreuses, rapprochées et de bonne qualité;</w:t>
       </w:r>
     </w:p>
     <w:p>
@@ -671,7 +636,7 @@
         <w:t xml:space="preserve"> </w:t>
       </w:r>
       <w:r>
-        <w:t xml:space="preserve">: niveau de confiance intermédiaire, suffisant pour appuyer certaines études techniques et économiques ;</w:t>
+        <w:t xml:space="preserve">: niveau de confiance intermédiaire, suffisant pour appuyer certaines études techniques et économiques;</w:t>
       </w:r>
     </w:p>
     <w:p>
@@ -693,7 +658,7 @@
         <w:t xml:space="preserve"> </w:t>
       </w:r>
       <w:r>
-        <w:t xml:space="preserve">: niveau de confiance plus faible, associé à une incertitude accrue.</w:t>
+        <w:t xml:space="preserve">: niveau de confiance plus faible, associé à une incertitude accrue, rendant impossible la prise de toute décision économique.</w:t>
       </w:r>
     </w:p>
     <w:p>
@@ -701,7 +666,7 @@
         <w:pStyle w:val="FirstParagraph"/>
       </w:pPr>
       <w:r>
-        <w:t xml:space="preserve">Cette classification influence directement la manière dont les résultats peuvent être utilisés. Une ressource inférée, par exemple, demeure trop incertaine pour fonder, à elle seule, une étude de faisabilité. Elle peut orienter la suite des travaux, mais elle ne fournit pas encore un niveau de confiance suffisant pour appuyer des décisions économiques importantes. Les ressources indiquées et mesurées, lorsque les données sont plus nombreuses et mieux comprises, permettent d’aller plus loin dans l’analyse technique et financière.</w:t>
+        <w:t xml:space="preserve">Cette classification influence directement la manière dont les résultats peuvent être utilisés. Une ressource inférée, par exemple, demeure trop incertaine pour fonder, à elle seule, une étude de faisabilité. Elle peut orienter la suite des travaux, mais elle ne fournit pas encore un niveau de confiance suffisant pour appuyer des décisions économiques importantes. Les ressources indiquées et mesurées, lorsque les données sont plus nombreuses et mieux comprises, permettent d’approfondir l’analyse technique et financière.</w:t>
       </w:r>
     </w:p>
     <w:p>
@@ -725,7 +690,7 @@
         <w:pStyle w:val="BodyText"/>
       </w:pPr>
       <w:r>
-        <w:t xml:space="preserve">Ces outils ne disent pas que le modèle est vrai. Ils servent plutôt à mieux comprendre où l’estimation est plus solide et où elle repose davantage sur l’interprétation. Le rôle de l’ingénieur ou du géoscientifique n’est donc pas seulement de calculer une ressource, mais aussi de reconnaître les limites du modèle et d’en tenir compte dans les décisions.</w:t>
+        <w:t xml:space="preserve">Ces outils ne disent pas que le modèle est vrai. Ils servent plutôt à mieux comprendre où l’estimation est plus solide et où elle repose davantage sur l’interprétation. Le rôle de l’ingénieur ou du géoscientifique comprend le calcul de la ressource et la reconnaissance des limites du modèle, dont il faut tenir compte dans les décisions.</w:t>
       </w:r>
     </w:p>
     <w:bookmarkEnd w:id="27"/>
@@ -744,7 +709,7 @@
         <w:pStyle w:val="FirstParagraph"/>
       </w:pPr>
       <w:r>
-        <w:t xml:space="preserve">L’estimation d’un gisement minier repose toujours sur des données géologiques incomplètes et incertaines. Il est donc nécessaire d’utiliser des définitions normalisées afin de communiquer, de manière claire et cohérente, le niveau de confiance associé aux ressources et aux réserves minérales. Autrement dit, toutes les parties prenantes doivent parler le même langage.</w:t>
+        <w:t xml:space="preserve">L’estimation d’un gisement minier repose toujours sur des données géologiques incomplètes et incertaines. Il faut donc des définitions normalisées pour communiquer, de manière claire et cohérente, le niveau de confiance associé aux ressources et aux réserves minérales.</w:t>
       </w:r>
     </w:p>
     <w:p>
@@ -762,7 +727,15 @@
         <w:t xml:space="preserve">Canadian Institute of Mining, Metallurgy and Petroleum</w:t>
       </w:r>
       <w:r>
-        <w:t xml:space="preserve">). Elles servent ensuite de référence dans les rapports techniques préparés selon la norme NI 43-101.</w:t>
+        <w:t xml:space="preserve">). Elles servent ensuite de référence dans les rapports techniques préparés conformément à la norme NI 43-101.</w:t>
+      </w:r>
+    </w:p>
+    <w:p>
+      <w:pPr>
+        <w:pStyle w:val="BodyText"/>
+      </w:pPr>
+      <w:r>
+        <w:t xml:space="preserve">L’estimation et la divulgation des ressources et des réserves minérales s’appuient généralement sur un modèle de blocs, lequel peut être considéré comme une discrétisation tridimensionnelle de l’enveloppe minéralisée. Ce modèle constitue le support numérique utilisé pour représenter la distribution spatiale des propriétés géologiques, géotechniques et économiques du gisement.</w:t>
       </w:r>
     </w:p>
     <w:bookmarkStart w:id="33" w:name="introduction-aux-modèles-de-blocs"/>
@@ -779,15 +752,15 @@
         <w:pStyle w:val="FirstParagraph"/>
       </w:pPr>
       <w:r>
-        <w:t xml:space="preserve">Avant de parler des catégories de ressources et de réserves, il faut d’abord comprendre comment le gisement est représenté. En pratique, on ne peut pas estimer une teneur en tout point du sous-sol. Le gisement est donc découpé en blocs, auxquels on attribue une valeur moyenne à partir des données disponibles. C’est cette représentation que l’on appelle un modèle de blocs.</w:t>
-      </w:r>
-    </w:p>
-    <w:p>
-      <w:pPr>
-        <w:pStyle w:val="BodyText"/>
-      </w:pPr>
-      <w:r>
-        <w:t xml:space="preserve">Un modèle de blocs correspond donc à une représentation discrétisée du gisement. Le volume étudié est découpé en blocs de dimensions définies, par exemple 15 m × 15 m × 15 m. Chaque bloc devient une unité de calcul à laquelle on peut associer différentes propriétés : la teneur, la densité, le type de roche, l’altération ou encore la probabilité d’appartenance à une zone minéralisée.</w:t>
+        <w:t xml:space="preserve">Un modèle de blocs est une représentation discrétisée du volume étudié. Puisqu’il n’est pas possible d’estimer directement une teneur en tout point du sous-sol, le gisement est subdivisé en blocs de dimensions définies, par exemple 15 m × 15 m × 15 m. Une valeur, estimée ou simulée, est ensuite attribuée à chacun de ces blocs à partir des données disponibles, des interprétations géologiques et des méthodes d’estimation retenues. Combinée au volume du bloc et à sa densité, la teneur ainsi attribuée permet de calculer directement le tonnage de métal qu’il contient.</w:t>
+      </w:r>
+    </w:p>
+    <w:p>
+      <w:pPr>
+        <w:pStyle w:val="BodyText"/>
+      </w:pPr>
+      <w:r>
+        <w:t xml:space="preserve">Chaque bloc constitue donc une unité de calcul à laquelle peuvent être associées différentes propriétés : teneur, densité, type de roche, caractéristiques géophysiques, données géochimiques ou type d’altération. Il peut également porter des variables catégorielles ou probabilistes, comme la probabilité d’appartenance à une zone minéralisée, à une unité géologique donnée, ou à une classe de potentiel de drainage minier acide (DMA) ou de drainage neutre contaminé (DNC).</w:t>
       </w:r>
     </w:p>
     <w:tbl>
@@ -900,7 +873,7 @@
         <w:pStyle w:val="BodyText"/>
       </w:pPr>
       <w:r>
-        <w:t xml:space="preserve">En exploitation sélective, l’idée est de séparer les parties du gisement qui valent la peine d’être exploitées de celles qui ne le sont pas. Le modèle de blocs permet de faire cette sélection. Chaque bloc est évalué selon sa teneur et sa valeur économique : les blocs rentables peuvent être envoyés au concentrateur, alors que les blocs moins intéressants sont dirigés vers la halde à stérile ou exclus du plan d’exploitation. Le plus petit volume qu’on peut ainsi trier comme minerai ou comme stérile porte un nom : l’</w:t>
+        <w:t xml:space="preserve">En exploitation sélective, l’idée est de séparer les parties du gisement qui valent la peine d’être exploitées de celles qui ne le sont pas. Le modèle de blocs permet d’effectuer cette sélection. Chaque bloc est évalué selon sa teneur et sa valeur économique : les blocs rentables peuvent être envoyés au concentrateur, tandis que les blocs moins intéressants sont dirigés vers la halde à stérile ou exclus du plan d’exploitation. Le plus petit volume qu’on peut ainsi trier comme minerai ou comme stérile porte un nom : l’</w:t>
       </w:r>
       <w:r>
         <w:rPr>
@@ -923,23 +896,23 @@
         <w:t xml:space="preserve">selective mining unit</w:t>
       </w:r>
       <w:r>
-        <w:t xml:space="preserve">, SMU). Nous reviendrons sur le rôle du support du bloc au chapitre sur la variance de bloc.</w:t>
-      </w:r>
-    </w:p>
-    <w:p>
-      <w:pPr>
-        <w:pStyle w:val="BodyText"/>
-      </w:pPr>
-      <w:r>
-        <w:t xml:space="preserve">Il faut aussi garder à l’esprit qu’atteindre un bloc rentable suppose souvent d’extraire d’abord le stérile qui le recouvre ou l’entoure : un bloc riche enfoui sous une épaisse couverture stérile n’a pas la même valeur qu’un bloc riche affleurant. La rentabilité ne dépend donc pas seulement de la teneur moyenne du gisement, mais aussi de l’organisation spatiale des teneurs. Deux gisements de même distribution peuvent présenter des réalités minières opposées : si les blocs à forte teneur forment une zone continue, ils sont faciles à isoler et à exploiter ; s’ils sont dispersés et mêlés à des blocs pauvres, l’extraction sélective devient beaucoup moins efficace. La continuité spatiale des zones riches compte alors autant que la moyenne.</w:t>
-      </w:r>
-    </w:p>
-    <w:p>
-      <w:pPr>
-        <w:pStyle w:val="BodyText"/>
-      </w:pPr>
-      <w:r>
-        <w:t xml:space="preserve">Dans ce manuel, nous utiliserons ce cadre simplifié pour introduire les notions de ressources, de réserves et d’estimation géostatistique. Il faut toutefois retenir que le choix réel d’une méthode d’exploitation dépend de nombreux facteurs, dont la géométrie du gisement, sa profondeur, la distribution des teneurs, les contraintes géotechniques, les coûts d’extraction et le modèle de blocs construit. Ce modèle influence la manière dont le gisement est interprété, découpé, évalué et, le cas échéant, exploité.</w:t>
+        <w:t xml:space="preserve">, SMU). Nous reviendrons sur le rôle du support du bloc au chapitre consacré à la variance de bloc.</w:t>
+      </w:r>
+    </w:p>
+    <w:p>
+      <w:pPr>
+        <w:pStyle w:val="BodyText"/>
+      </w:pPr>
+      <w:r>
+        <w:t xml:space="preserve">Il faut aussi garder à l’esprit qu’atteindre un bloc rentable suppose souvent d’extraire d’abord le stérile qui le recouvre ou l’entoure : un bloc riche enfoui sous une épaisse couverture stérile n’a pas la même valeur qu’un bloc riche affleurant. La rentabilité dépend donc de la teneur moyenne du gisement et de l’organisation spatiale des teneurs. Deux gisements de même distribution peuvent présenter des réalités minières opposées : si les blocs à forte teneur forment une zone continue, ils sont faciles à isoler et à exploiter; s’ils sont dispersés et mêlés à des blocs pauvres, l’extraction sélective devient beaucoup moins efficace. La continuité spatiale des zones riches compte autant que la moyenne.</w:t>
+      </w:r>
+    </w:p>
+    <w:p>
+      <w:pPr>
+        <w:pStyle w:val="BodyText"/>
+      </w:pPr>
+      <w:r>
+        <w:t xml:space="preserve">Dans ce manuel, nous utiliserons ce cadre simplifié pour introduire les notions de ressources, de réserves et d’estimation géostatistique. Il faut toutefois retenir que le choix réel d’une méthode d’exploitation dépend de nombreux facteurs, dont la géométrie du gisement, sa profondeur, la distribution des teneurs, les contraintes géotechniques, les coûts d’extraction et le modèle de blocs construit.</w:t>
       </w:r>
     </w:p>
     <w:bookmarkEnd w:id="33"/>
@@ -990,7 +963,7 @@
         <w:pStyle w:val="BodyText"/>
       </w:pPr>
       <w:r>
-        <w:t xml:space="preserve">👉 La version web de ce document permet de manipuler directement cet atelier en 3D.</w:t>
+        <w:t xml:space="preserve">La version web de ce document permet de manipuler directement cet atelier en 3D.</w:t>
       </w:r>
     </w:p>
     <w:bookmarkStart w:id="35" w:name="w-c01-blockmodel-v2"/>
@@ -1044,34 +1017,18 @@
       </w:pPr>
     </w:p>
     <w:bookmarkEnd w:id="35"/>
-    <w:p>
-      <w:pPr>
-        <w:pStyle w:val="BodyText"/>
-      </w:pPr>
-      <w:r>
-        <w:t xml:space="preserve">Quel que soit le style de gisement exploré, le modèle de blocs reste le support sur lequel s’appuie toute estimation, et les notions de ressource et de réserve prennent tout leur sens à cette échelle.</w:t>
-      </w:r>
-    </w:p>
-    <w:bookmarkStart w:id="36" w:name="ressources-et-réserves-quelle-différence"/>
+    <w:bookmarkStart w:id="36" w:name="ressources-et-réserves"/>
     <w:p>
       <w:pPr>
         <w:pStyle w:val="Heading3"/>
       </w:pPr>
       <w:r>
-        <w:t xml:space="preserve">2.2 Ressources et réserves : quelle différence?</w:t>
+        <w:t xml:space="preserve">2.2 Ressources et réserves</w:t>
       </w:r>
     </w:p>
     <w:p>
       <w:pPr>
         <w:pStyle w:val="FirstParagraph"/>
-      </w:pPr>
-      <w:r>
-        <w:t xml:space="preserve">Les notions de ressource minérale et de réserve minérale doivent être distinguées.</w:t>
-      </w:r>
-    </w:p>
-    <w:p>
-      <w:pPr>
-        <w:pStyle w:val="BodyText"/>
       </w:pPr>
       <w:r>
         <w:t xml:space="preserve">Une</w:t>
@@ -1090,23 +1047,7 @@
         <w:t xml:space="preserve"> </w:t>
       </w:r>
       <w:r>
-        <w:t xml:space="preserve">est une concentration de matière minéralisée présentant des perspectives raisonnables d’extraction économique. Elle repose sur les informations géologiques, les données d’échantillonnage et l’estimation des teneurs : elle décrit le</w:t>
-      </w:r>
-      <w:r>
-        <w:t xml:space="preserve"> </w:t>
-      </w:r>
-      <w:r>
-        <w:rPr>
-          <w:b/>
-          <w:bCs/>
-        </w:rPr>
-        <w:t xml:space="preserve">potentiel géologique</w:t>
-      </w:r>
-      <w:r>
-        <w:t xml:space="preserve"> </w:t>
-      </w:r>
-      <w:r>
-        <w:t xml:space="preserve">du gisement.</w:t>
+        <w:t xml:space="preserve">est une concentration de matière minéralisée présentant des perspectives raisonnables d’extraction économique. Elle repose sur les informations géologiques, les données d’échantillonnage et l’estimation des teneurs : elle décrit le potentiel géologique du gisement.</w:t>
       </w:r>
     </w:p>
     <w:p>
@@ -1130,33 +1071,17 @@
         <w:t xml:space="preserve"> </w:t>
       </w:r>
       <w:r>
-        <w:t xml:space="preserve">est la partie d’une ressource mesurée ou indiquée dont l’extraction économique est démontrée par une étude technique et économique. Elle correspond à la portion</w:t>
-      </w:r>
-      <w:r>
-        <w:t xml:space="preserve"> </w:t>
-      </w:r>
-      <w:r>
-        <w:rPr>
-          <w:b/>
-          <w:bCs/>
-        </w:rPr>
-        <w:t xml:space="preserve">réellement exploitable</w:t>
-      </w:r>
-      <w:r>
-        <w:t xml:space="preserve"> </w:t>
-      </w:r>
-      <w:r>
-        <w:t xml:space="preserve">de ce potentiel, compte tenu de facteurs miniers, métallurgiques, économiques, environnementaux, sociaux, juridiques et réglementaires.</w:t>
+        <w:t xml:space="preserve">est la partie d’une ressource mesurée ou indiquée dont l’extraction économique est démontrée par une étude technique et économique. Elle correspond à la portion réellement exploitable de ce potentiel, compte tenu de facteurs miniers, métallurgiques, économiques, environnementaux, sociaux, juridiques et réglementaires.</w:t>
       </w:r>
     </w:p>
     <w:bookmarkEnd w:id="36"/>
-    <w:bookmarkStart w:id="46" w:name="Xb0b0dd1fca3a90e26346328bd7cb0ed919a1d48"/>
+    <w:bookmarkStart w:id="46" w:name="catégories-de-ressources-et-de-réserves"/>
     <w:p>
       <w:pPr>
         <w:pStyle w:val="Heading3"/>
       </w:pPr>
       <w:r>
-        <w:t xml:space="preserve">2.3 Catégories de ressources : inférée, indiquée et mesurée</w:t>
+        <w:t xml:space="preserve">2.3 Catégories de ressources et de réserves</w:t>
       </w:r>
     </w:p>
     <w:p>
@@ -1172,7 +1097,7 @@
         <w:pStyle w:val="BodyText"/>
       </w:pPr>
       <w:r>
-        <w:t xml:space="preserve">Ce niveau de confiance ne se résume toutefois pas à une règle numérique unique. Il dépend de plusieurs éléments, comme la qualité des données, leur densité, leur répartition dans le gisement, la méthode d’estimation utilisée et la compréhension géologique du dépôt. Il repose aussi sur le jugement professionnel de la personne qualifiée.</w:t>
+        <w:t xml:space="preserve">Ce niveau de confiance ne se résume toutefois pas à une règle numérique unique. Il dépend de plusieurs éléments, tels que la qualité des données, leur densité, leur répartition dans le gisement, la méthode d’estimation utilisée et la compréhension géologique du dépôt. Il repose ainsi sur le jugement professionnel de la personne qualifiée qui a préparer le rapport.</w:t>
       </w:r>
     </w:p>
     <w:p>
@@ -1371,20 +1296,7 @@
         <w:t xml:space="preserve"> </w:t>
       </w:r>
       <w:r>
-        <w:t xml:space="preserve">Partie économiquement exploitable d’une ressource</w:t>
-      </w:r>
-      <w:r>
-        <w:t xml:space="preserve"> </w:t>
-      </w:r>
-      <w:r>
-        <w:rPr>
-          <w:b/>
-          <w:bCs/>
-        </w:rPr>
-        <w:t xml:space="preserve">mesurée</w:t>
-      </w:r>
-      <w:r>
-        <w:t xml:space="preserve">, dont l’extraction au moment de la déclaration est démontrée par au moins une étude de préfaisabilité. C’est la catégorie de réserve au plus haut niveau de confiance.</w:t>
+        <w:t xml:space="preserve">Partie économiquement exploitable d’une ressource mesurée, dont l’extraction au moment de la déclaration est démontrée par au moins une étude de préfaisabilité. C’est la catégorie de réserve au plus haut niveau de confiance.</w:t>
       </w:r>
     </w:p>
     <w:bookmarkEnd w:id="44"/>
@@ -1404,23 +1316,7 @@
         <w:t xml:space="preserve"> </w:t>
       </w:r>
       <w:r>
-        <w:t xml:space="preserve">Partie économiquement exploitable d’une ressource</w:t>
-      </w:r>
-      <w:r>
-        <w:t xml:space="preserve"> </w:t>
-      </w:r>
-      <w:r>
-        <w:rPr>
-          <w:b/>
-          <w:bCs/>
-        </w:rPr>
-        <w:t xml:space="preserve">indiquée</w:t>
-      </w:r>
-      <w:r>
-        <w:t xml:space="preserve"> </w:t>
-      </w:r>
-      <w:r>
-        <w:t xml:space="preserve">— et, dans certaines circonstances, mesurée —, également démontrée par au moins une étude de préfaisabilité. Une ressource inférée, elle, ne peut jamais être convertie en réserve.</w:t>
+        <w:t xml:space="preserve">Partie économiquement exploitable d’une ressource indiquée — et, dans certaines circonstances, mesurée —, également démontrée par au moins une étude de préfaisabilité. Une ressource inférée, elle, ne peut jamais être convertie en réserve.</w:t>
       </w:r>
     </w:p>
     <w:bookmarkEnd w:id="45"/>
@@ -1448,23 +1344,7 @@
         <w:pStyle w:val="FirstParagraph"/>
       </w:pPr>
       <w:r>
-        <w:t xml:space="preserve">Cet atelier reprend en 3D le même gisement que l’atelier précédent : seule la légende change, puisqu’elle représente maintenant la</w:t>
-      </w:r>
-      <w:r>
-        <w:t xml:space="preserve"> </w:t>
-      </w:r>
-      <w:r>
-        <w:rPr>
-          <w:b/>
-          <w:bCs/>
-        </w:rPr>
-        <w:t xml:space="preserve">classe de ressource</w:t>
-      </w:r>
-      <w:r>
-        <w:t xml:space="preserve"> </w:t>
-      </w:r>
-      <w:r>
-        <w:t xml:space="preserve">de chaque bloc (</w:t>
+        <w:t xml:space="preserve">Cet atelier reprend en 3D le même gisement que l’atelier précédent : seule la légende change, puisqu’elle représente maintenant la classe de ressource de chaque bloc (</w:t>
       </w:r>
       <w:r>
         <w:rPr>
@@ -1521,52 +1401,7 @@
         <w:pStyle w:val="BodyText"/>
       </w:pPr>
       <w:r>
-        <w:t xml:space="preserve">Les deux critères de classification sont affichés</w:t>
-      </w:r>
-      <w:r>
-        <w:t xml:space="preserve"> </w:t>
-      </w:r>
-      <w:r>
-        <w:rPr>
-          <w:b/>
-          <w:bCs/>
-        </w:rPr>
-        <w:t xml:space="preserve">côte à côte</w:t>
-      </w:r>
-      <w:r>
-        <w:t xml:space="preserve">, calculés sur le</w:t>
-      </w:r>
-      <w:r>
-        <w:t xml:space="preserve"> </w:t>
-      </w:r>
-      <w:r>
-        <w:rPr>
-          <w:b/>
-          <w:bCs/>
-        </w:rPr>
-        <w:t xml:space="preserve">même gisement</w:t>
-      </w:r>
-      <w:r>
-        <w:t xml:space="preserve"> </w:t>
-      </w:r>
-      <w:r>
-        <w:t xml:space="preserve">et les</w:t>
-      </w:r>
-      <w:r>
-        <w:t xml:space="preserve"> </w:t>
-      </w:r>
-      <w:r>
-        <w:rPr>
-          <w:b/>
-          <w:bCs/>
-        </w:rPr>
-        <w:t xml:space="preserve">mêmes forages</w:t>
-      </w:r>
-      <w:r>
-        <w:t xml:space="preserve"> </w:t>
-      </w:r>
-      <w:r>
-        <w:t xml:space="preserve">: seule la règle de classification diffère.</w:t>
+        <w:t xml:space="preserve">Les deux critères de classification sont affichés côte à côte, calculés sur le même gisement et les mêmes forages : seule la règle de classification diffère.</w:t>
       </w:r>
     </w:p>
     <w:p>
@@ -1588,7 +1423,7 @@
         <w:t xml:space="preserve"> </w:t>
       </w:r>
       <w:r>
-        <w:t xml:space="preserve">— vue de gauche. Autour de chaque bloc, on vérifie dans 8 octants la présence d’un composite :</w:t>
+        <w:t xml:space="preserve">— vue de gauche. Autour de chaque bloc, on vérifie, dans 8 octants, la présence d’un forage (composite) :</w:t>
       </w:r>
       <w:r>
         <w:t xml:space="preserve"> </w:t>
@@ -1661,7 +1496,7 @@
         <w:t xml:space="preserve"> </w:t>
       </w:r>
       <w:r>
-        <w:t xml:space="preserve">si au moins 1, sinon</w:t>
+        <w:t xml:space="preserve">si au moins 1 en a un, sinon</w:t>
       </w:r>
       <w:r>
         <w:t xml:space="preserve"> </w:t>
@@ -1696,7 +1531,7 @@
         <w:t xml:space="preserve"> </w:t>
       </w:r>
       <w:r>
-        <w:t xml:space="preserve">— vue de droite.</w:t>
+        <w:t xml:space="preserve">— vue de droite. L’efficacité du krigeage,</w:t>
       </w:r>
       <w:r>
         <w:t xml:space="preserve"> </w:t>
@@ -1769,10 +1604,7 @@
         </m:sSup>
       </m:oMath>
       <w:r>
-        <w:t xml:space="preserve"> </w:t>
-      </w:r>
-      <w:r>
-        <w:t xml:space="preserve">mesure la réduction de variance apportée par le krigeage, une méthode d’estimation géostatistique.</w:t>
+        <w:t xml:space="preserve">, mesure la réduction de la variance obtenue grâce au krigeage, une méthode d’estimation géostatistique.</w:t>
       </w:r>
       <w:r>
         <w:t xml:space="preserve"> </w:t>
@@ -1909,65 +1741,15 @@
         <w:t xml:space="preserve"> </w:t>
       </w:r>
       <w:r>
-        <w:t xml:space="preserve">permettent d’isoler une classe à la fois dans les deux vues. Comparez : le critère géométrique dépend surtout de la densité et de la disposition des forages, tandis que le critère KE tient aussi compte de la continuité spatiale du gisement.</w:t>
-      </w:r>
-    </w:p>
-    <w:p>
-      <w:pPr>
-        <w:pStyle w:val="BodyText"/>
-      </w:pPr>
-      <w:r>
-        <w:t xml:space="preserve">Pour mieux voir les classes, les blocs « Non classé » ne sont pas affichés : on visualise ainsi directement le cœur</w:t>
-      </w:r>
-      <w:r>
-        <w:t xml:space="preserve"> </w:t>
-      </w:r>
-      <w:r>
-        <w:rPr>
-          <w:i/>
-          <w:iCs/>
-        </w:rPr>
-        <w:t xml:space="preserve">Mesuré</w:t>
-      </w:r>
-      <w:r>
-        <w:t xml:space="preserve">, entouré des blocs</w:t>
-      </w:r>
-      <w:r>
-        <w:t xml:space="preserve"> </w:t>
-      </w:r>
-      <w:r>
-        <w:rPr>
-          <w:i/>
-          <w:iCs/>
-        </w:rPr>
-        <w:t xml:space="preserve">Indiqués</w:t>
-      </w:r>
-      <w:r>
-        <w:t xml:space="preserve"> </w:t>
-      </w:r>
-      <w:r>
-        <w:t xml:space="preserve">puis</w:t>
-      </w:r>
-      <w:r>
-        <w:t xml:space="preserve"> </w:t>
-      </w:r>
-      <w:r>
-        <w:rPr>
-          <w:i/>
-          <w:iCs/>
-        </w:rPr>
-        <w:t xml:space="preserve">Inférés</w:t>
-      </w:r>
-      <w:r>
-        <w:t xml:space="preserve">, là où les forages sont moins denses.</w:t>
-      </w:r>
-    </w:p>
-    <w:p>
-      <w:pPr>
-        <w:pStyle w:val="BodyText"/>
-      </w:pPr>
-      <w:r>
-        <w:t xml:space="preserve">👉 Cet atelier se manipule pleinement dans la version web du document.</w:t>
+        <w:t xml:space="preserve">permettent d’isoler une classe à la fois dans les deux vues. Comparez : le critère géométrique dépend surtout de la densité et de la disposition des forages, tandis que le critère KE tient également compte de la continuité spatiale du gisement.</w:t>
+      </w:r>
+    </w:p>
+    <w:p>
+      <w:pPr>
+        <w:pStyle w:val="BodyText"/>
+      </w:pPr>
+      <w:r>
+        <w:t xml:space="preserve">Consulté la version web du document pour l’atelier.</w:t>
       </w:r>
     </w:p>
     <w:bookmarkStart w:id="48" w:name="w-c01-ressources-v2"/>
@@ -2008,35 +1790,7 @@
         <w:pStyle w:val="BodyText"/>
       </w:pPr>
       <w:r>
-        <w:t xml:space="preserve">Cet exercice illustre bien la part de jugement professionnel évoquée plus haut : selon le critère retenu, géométrique ou fondé sur l’efficacité de krigeage, la même réalité géologique peut donner lieu à des classifications différentes. Cette diversité d’approches se retrouve d’ailleurs, d’une compagnie minière à l’autre, dans la lecture des rapports techniques conformes à la NI 43-101. L’efficacité de krigeage repose sur la variance de krigeage</w:t>
-      </w:r>
-      <w:r>
-        <w:t xml:space="preserve"> </w:t>
-      </w:r>
-      <m:oMath>
-        <m:sSubSup>
-          <m:e>
-            <m:r>
-              <m:t>σ</m:t>
-            </m:r>
-          </m:e>
-          <m:sub>
-            <m:r>
-              <m:t>O</m:t>
-            </m:r>
-            <m:r>
-              <m:t>K</m:t>
-            </m:r>
-          </m:sub>
-          <m:sup>
-            <m:r>
-              <m:t>2</m:t>
-            </m:r>
-          </m:sup>
-        </m:sSubSup>
-      </m:oMath>
-      <w:r>
-        <w:t xml:space="preserve">, une mesure que nous construirons au chapitre sur le krigeage ; le niveau de confiance d’un bloc s’ancre ainsi dans une quantité géostatistique, et non seulement dans une distance aux forages.</w:t>
+        <w:t xml:space="preserve">Cet exercice illustre bien la part de jugement professionnel évoquée plus haut : selon le critère retenu, géométrique ou fondé sur l’efficacité de krigeage, la même réalité géologique peut donner lieu à des classifications différentes. Cette diversité d’approches se retrouve d’ailleurs, d’une compagnie minière à l’autre, dans la lecture des rapports techniques conformes à la NI 43-101.</w:t>
       </w:r>
     </w:p>
     <w:bookmarkStart w:id="50" w:name="X886b5d515a228a01d303753020e39f67f962932"/>
@@ -2094,7 +1848,55 @@
         <w:pStyle w:val="BodyText"/>
       </w:pPr>
       <w:r>
-        <w:t xml:space="preserve">Pour participer à la rédaction d’un rapport conforme à la NI 43-101, une personne qualifiée doit répondre à certaines conditions. Elle doit notamment : (i) posséder une formation appropriée, (ii) être membre d’une association professionnelle reconnue, avec les obligations déontologiques que cela implique, et (iii) détenir une expérience pertinente dans le domaine concerné.</w:t>
+        <w:t xml:space="preserve">Pour participer à la rédaction d’un rapport conforme à la NI 43-101, une personne qualifiée doit satisfaire à certaines conditions. Elle doit notamment :</w:t>
+      </w:r>
+      <w:r>
+        <w:t xml:space="preserve"> </w:t>
+      </w:r>
+      <w:r>
+        <w:rPr>
+          <w:b/>
+          <w:bCs/>
+        </w:rPr>
+        <w:t xml:space="preserve">(i)</w:t>
+      </w:r>
+      <w:r>
+        <w:t xml:space="preserve"> </w:t>
+      </w:r>
+      <w:r>
+        <w:t xml:space="preserve">posséder une formation appropriée,</w:t>
+      </w:r>
+      <w:r>
+        <w:t xml:space="preserve"> </w:t>
+      </w:r>
+      <w:r>
+        <w:rPr>
+          <w:b/>
+          <w:bCs/>
+        </w:rPr>
+        <w:t xml:space="preserve">(ii)</w:t>
+      </w:r>
+      <w:r>
+        <w:t xml:space="preserve"> </w:t>
+      </w:r>
+      <w:r>
+        <w:t xml:space="preserve">être membre d’une association professionnelle reconnue, avec les obligations déontologiques qui y sont associées, et</w:t>
+      </w:r>
+      <w:r>
+        <w:t xml:space="preserve"> </w:t>
+      </w:r>
+      <w:r>
+        <w:rPr>
+          <w:b/>
+          <w:bCs/>
+        </w:rPr>
+        <w:t xml:space="preserve">(iii)</w:t>
+      </w:r>
+      <w:r>
+        <w:t xml:space="preserve"> </w:t>
+      </w:r>
+      <w:r>
+        <w:t xml:space="preserve">détenir une expérience pertinente dans le domaine concerné.</w:t>
       </w:r>
     </w:p>
     <w:p>
@@ -2135,7 +1937,7 @@
         <w:pStyle w:val="FirstParagraph"/>
       </w:pPr>
       <w:r>
-        <w:t xml:space="preserve">La compétence d’une personne qualifiée ne tient pas à son seul titre : elle dépend d’une expérience pertinente, évaluée au cas par cas selon le type de gisement, la substance et le contexte géologique. Cette expérience est essentielle, car la PQ engage sa responsabilité professionnelle sur les informations techniques qu’elle prépare, vérifie ou signe. Dans l’exercice de cette responsabilité, elle doit notamment être en mesure de :</w:t>
+        <w:t xml:space="preserve">La compétence d’une personne qualifiée ne tient pas à son seul titre : elle dépend d’une expérience pertinente, évaluée au cas par cas selon le type de gisement, la substance et le contexte géologique. Cette expérience est essentielle, car la PQ engage sa responsabilité professionnelle quant aux informations techniques qu’elle prépare, vérifie ou signe. Dans l’exercice de cette responsabilité, elle doit notamment être en mesure de :</w:t>
       </w:r>
     </w:p>
     <w:p>
@@ -2147,7 +1949,7 @@
         </w:numPr>
       </w:pPr>
       <w:r>
-        <w:t xml:space="preserve">respecter le code de déontologie de son ordre professionnel (p.ex. OIQ ou OGQ) ;</w:t>
+        <w:t xml:space="preserve">respecter le code de déontologie de son ordre professionnel (p.ex. OIQ ou OGQ);</w:t>
       </w:r>
     </w:p>
     <w:p>
@@ -2159,7 +1961,7 @@
         </w:numPr>
       </w:pPr>
       <w:r>
-        <w:t xml:space="preserve">respecter les lignes directrices et les normes de l’ICM ;</w:t>
+        <w:t xml:space="preserve">respecter les lignes directrices et les normes de l’ICM;</w:t>
       </w:r>
     </w:p>
     <w:p>
@@ -2171,7 +1973,7 @@
         </w:numPr>
       </w:pPr>
       <w:r>
-        <w:t xml:space="preserve">réaliser uniquement des travaux relevant de son domaine de compétence ;</w:t>
+        <w:t xml:space="preserve">réaliser uniquement des travaux relevant de son domaine de compétence;</w:t>
       </w:r>
     </w:p>
     <w:p>
@@ -2183,7 +1985,7 @@
         </w:numPr>
       </w:pPr>
       <w:r>
-        <w:t xml:space="preserve">communiquer clairement les principaux risques et incertitudes associés au projet ;</w:t>
+        <w:t xml:space="preserve">communiquer clairement les principaux risques et incertitudes associés au projet;</w:t>
       </w:r>
     </w:p>
     <w:p>
@@ -2221,15 +2023,15 @@
         <w:pStyle w:val="BodyText"/>
       </w:pPr>
       <w:r>
-        <w:t xml:space="preserve">La visite du site est une responsabilité importante dans la préparation d’un rapport technique NI 43-101. En règle générale, la PQ principale responsable du rapport doit effectuer cette visite afin de vérifier le contexte du projet, les conditions du terrain et la cohérence des informations techniques présentées.</w:t>
-      </w:r>
-    </w:p>
-    <w:p>
-      <w:pPr>
-        <w:pStyle w:val="BodyText"/>
-      </w:pPr>
-      <w:r>
-        <w:t xml:space="preserve">Un rapport technique peut être préparé par plusieurs personnes qualifiées. Chacune intervient alors dans son propre champ d’expertise : géologie, estimation des ressources, métallurgie, environnement ou autres aspects du projet. Chaque personne signe les parties du rapport auxquelles elle a réellement contribué et pour lesquelles elle possède les compétences nécessaires. Cette façon de faire permet de partager les responsabilités entre spécialistes, tout en assurant que chaque partie du rapport est examinée par la bonne personne.</w:t>
+        <w:t xml:space="preserve">La visite du site constitue une étape importante de la préparation d’un rapport technique conforme à la norme NI 43-101. En règle générale, la PQ principale responsable du rapport doit effectuer cette visite afin de vérifier le contexte du projet, les conditions du terrain et la cohérence des informations techniques présentées.</w:t>
+      </w:r>
+    </w:p>
+    <w:p>
+      <w:pPr>
+        <w:pStyle w:val="BodyText"/>
+      </w:pPr>
+      <w:r>
+        <w:t xml:space="preserve">Un rapport technique peut être préparé par plusieurs personnes qualifiées. Chacune intervient alors dans son propre champ d’expertise : géologie, estimation des ressources, métallurgie, environnement ou autres aspects du projet. Chaque personne signe les parties du rapport auxquelles elle a réellement contribué et pour lesquelles elle possède les compétences nécessaires. Cette façon de faire permet de répartir les responsabilités entre les spécialistes, tout en veillant à ce que chaque partie du rapport soit examinée par la bonne personne.</w:t>
       </w:r>
     </w:p>
     <w:p>
@@ -2287,7 +2089,7 @@
         </w:numPr>
       </w:pPr>
       <w:r>
-        <w:t xml:space="preserve">Un résumé de son expérience pertinente ;</w:t>
+        <w:t xml:space="preserve">Un résumé de son expérience pertinente;</w:t>
       </w:r>
     </w:p>
     <w:p>
@@ -2299,7 +2101,7 @@
         </w:numPr>
       </w:pPr>
       <w:r>
-        <w:t xml:space="preserve">Les sections du rapport dont elle est responsable ;</w:t>
+        <w:t xml:space="preserve">Les sections du rapport dont elle est responsable;</w:t>
       </w:r>
     </w:p>
     <w:p>
@@ -2335,7 +2137,7 @@
         </w:numPr>
       </w:pPr>
       <w:r>
-        <w:t xml:space="preserve">Autorise la diffusion publique du rapport technique ;</w:t>
+        <w:t xml:space="preserve">Autorise la diffusion publique du rapport technique;</w:t>
       </w:r>
     </w:p>
     <w:p>
@@ -2374,15 +2176,7 @@
         <w:pStyle w:val="FirstParagraph"/>
       </w:pPr>
       <w:r>
-        <w:t xml:space="preserve">Après avoir présenté le rôle de la PQ, il faut maintenant examiner le document dans lequel cette responsabilité professionnelle s’exprime : le rapport technique NI 43-101. Ce rapport est le support principal de divulgation de l’information scientifique et technique relative à un projet minier important pour un émetteur.</w:t>
-      </w:r>
-    </w:p>
-    <w:p>
-      <w:pPr>
-        <w:pStyle w:val="BodyText"/>
-      </w:pPr>
-      <w:r>
-        <w:t xml:space="preserve">Le rapport rassemble les informations disponibles au moment de sa préparation, que le projet soit au stade de l’exploration, du développement ou de la production. Les données y sont organisées, interprétées et vérifiées par les PQ responsables des différentes sections. Il ne s’agit donc pas seulement de décrire un projet, mais aussi de montrer sur quelles informations reposent les conclusions présentées.</w:t>
+        <w:t xml:space="preserve">Le rapport rassemble les informations disponibles au moment de sa préparation, que le projet soit au stade de l’exploration, du développement ou de la production. Les données y sont organisées, interprétées et vérifiées par les PQ responsables des différentes sections. Il décrit le projet et montre sur quelles informations reposent les conclusions présentées.</w:t>
       </w:r>
     </w:p>
     <w:p>
@@ -2464,7 +2258,7 @@
         <w:pStyle w:val="FirstParagraph"/>
       </w:pPr>
       <w:r>
-        <w:t xml:space="preserve">La norme impose une structure relativement rigide, organisée en rubriques obligatoires ou conditionnelles. Toutes les rubriques ne sont pas nécessairement complétées : elles doivent être traitées lorsque les données pertinentes sont disponibles et applicables au projet étudié.</w:t>
+        <w:t xml:space="preserve">La norme impose une structure relativement rigide, organisée en rubriques obligatoires ou facultatives. Toutes les rubriques ne sont pas nécessairement complétées : elles doivent être traitées lorsque les données pertinentes sont disponibles et applicables au projet étudié.</w:t>
       </w:r>
     </w:p>
     <w:bookmarkStart w:id="56" w:name="liste-des-rubriques-du-rapport-ni-43-101"/>
@@ -2489,7 +2283,7 @@
         <w:pStyle w:val="BodyText"/>
       </w:pPr>
       <w:r>
-        <w:t xml:space="preserve">Cliquez sur chaque rubrique pour afficher sa description.</w:t>
+        <w:t xml:space="preserve">Cliquez sur chaque rubrique pour afficher sa description (version en ligne).</w:t>
       </w:r>
     </w:p>
     <w:p>
@@ -3019,7 +2813,7 @@
         <w:pStyle w:val="BodyText"/>
       </w:pPr>
       <w:r>
-        <w:t xml:space="preserve">Programmes de travaux recommandés avec détail des coûts par phase. Maximum deux phases présentées ; chaque phase doit permettre une décision avant de passer à la suivante. Si aucune recommandation significative ne peut être formulée, les raisons doivent être explicitées.</w:t>
+        <w:t xml:space="preserve">Programmes de travaux recommandés avec détail des coûts par phase. Maximum deux phases présentées; chaque phase doit permettre une décision avant de passer à la suivante. Si aucune recommandation significative ne peut être formulée, les raisons doivent être explicitées.</w:t>
       </w:r>
     </w:p>
     <w:p>
@@ -3062,7 +2856,7 @@
     </w:p>
     <w:bookmarkEnd w:id="57"/>
     <w:bookmarkEnd w:id="58"/>
-    <w:bookmarkStart w:id="97" w:name="loi-sur-les-mines-du-québec"/>
+    <w:bookmarkStart w:id="100" w:name="loi-sur-les-mines-du-québec"/>
     <w:p>
       <w:pPr>
         <w:pStyle w:val="Heading2"/>
@@ -3076,39 +2870,31 @@
         <w:pStyle w:val="FirstParagraph"/>
       </w:pPr>
       <w:r>
-        <w:t xml:space="preserve">Les sections précédentes ont présenté le rapport technique NI 43-101 comme un outil de divulgation scientifique et technique. Ce rapport permet de communiquer, de manière structurée et vérifiable, l’état des connaissances sur un projet minier : géologie, exploration, estimation des ressources et des réserves, méthodes d’exploitation, aspects environnementaux et analyse économique.</w:t>
-      </w:r>
-    </w:p>
-    <w:p>
-      <w:pPr>
-        <w:pStyle w:val="BodyText"/>
-      </w:pPr>
-      <w:r>
-        <w:t xml:space="preserve">Toutefois, la divulgation technique d’un projet ne suffit pas à encadrer son développement. Un projet minier doit aussi s’inscrire dans un cadre légal qui définit les droits d’exploration, les conditions d’exploitation, les autorisations requises et les obligations liées à la fermeture et à la restauration des sites. Au Québec, ce cadre est principalement défini par la Loi sur les mines.</w:t>
-      </w:r>
-    </w:p>
-    <w:p>
-      <w:pPr>
-        <w:pStyle w:val="BodyText"/>
-      </w:pPr>
-      <w:r>
-        <w:t xml:space="preserve">La Loi sur les mines est donc le complément juridique du cadre technique présenté dans les rapports NI 43-101. Alors que le rapport NI 43-101 répond surtout à la question « que sait-on du projet et avec quel niveau de confiance? », la Loi sur les mines répond plutôt à la question « quels droits, quelles obligations et quelles autorisations encadrent les activités minières sur le territoire québécois? »</w:t>
-      </w:r>
-    </w:p>
-    <w:p>
-      <w:pPr>
-        <w:pStyle w:val="BodyText"/>
-      </w:pPr>
-      <w:r>
-        <w:t xml:space="preserve">Au Québec, l’activité minière est principalement encadrée par la Loi sur les mines. Cette loi définit les droits qui permettent d’explorer ou d’exploiter les substances minérales, dont le droit exclusif d’exploration (DEE), anciennement appelé « claim », et les différents baux d’exploitation. Elle s’applique aux terres publiques et privées, et couvre aussi des substances de surface comme le sable et le gravier.</w:t>
-      </w:r>
-    </w:p>
-    <w:p>
-      <w:pPr>
-        <w:pStyle w:val="BodyText"/>
-      </w:pPr>
-      <w:r>
-        <w:t xml:space="preserve">L’obtention d’un DEE donne à son titulaire un droit exclusif d’exploration sur le territoire visé. Ce droit ne signifie toutefois pas que toutes les activités peuvent être réalisées librement. Les travaux plus importants, et à plus forte raison l’exploitation d’une mine, doivent respecter d’autres exigences et obtenir les autorisations nécessaires auprès des autorités compétentes.</w:t>
+        <w:t xml:space="preserve">Au Québec, l’exploration et l’exploitation minières s’inscrivent dans un cadre légal défini principalement par la Loi sur les mines. Ce cadre fixe les droits d’exploration, les conditions d’exploitation, les autorisations requises ainsi que les obligations de fermeture et de restauration des sites.</w:t>
+      </w:r>
+    </w:p>
+    <w:p>
+      <w:pPr>
+        <w:pStyle w:val="BodyText"/>
+      </w:pPr>
+      <w:r>
+        <w:t xml:space="preserve">La Loi sur les mines complète ainsi le rapport technique NI 43-101. Ce dernier répond surtout à la question « que sait-on du projet et avec quel niveau de confiance? », tandis que la Loi répond à une autre : « quels droits, quelles obligations et quelles autorisations encadrent les activités minières sur le territoire québécois? »</w:t>
+      </w:r>
+    </w:p>
+    <w:p>
+      <w:pPr>
+        <w:pStyle w:val="BodyText"/>
+      </w:pPr>
+      <w:r>
+        <w:t xml:space="preserve">Concrètement, la Loi sur les mines définit les droits permettant d’explorer ou d’exploiter les substances minérales, dont le droit exclusif d’exploration (DEE), anciennement appelé « claim », et les différents baux d’exploitation. Elle s’applique aux terres publiques et privées et couvre également des substances de surface comme le sable et le gravier.</w:t>
+      </w:r>
+    </w:p>
+    <w:p>
+      <w:pPr>
+        <w:pStyle w:val="BodyText"/>
+      </w:pPr>
+      <w:r>
+        <w:t xml:space="preserve">L’obtention d’un DEE confère à son titulaire un droit exclusif d’exploration sur le territoire visé. Ce droit ne signifie toutefois pas que toutes les activités peuvent être exercées librement. Les travaux plus importants, et à plus forte raison l’exploitation d’une mine, doivent respecter d’autres exigences et obtenir les autorisations nécessaires auprès des autorités compétentes.</w:t>
       </w:r>
     </w:p>
     <w:p>
@@ -3146,7 +2932,7 @@
         <w:t xml:space="preserve"> </w:t>
       </w:r>
       <w:r>
-        <w:t xml:space="preserve">: obtention d’un DEE sur un territoire donné ;</w:t>
+        <w:t xml:space="preserve">: obtention d’un DEE sur un territoire donné;</w:t>
       </w:r>
       <w:r>
         <w:br/>
@@ -3171,7 +2957,7 @@
         <w:t xml:space="preserve"> </w:t>
       </w:r>
       <w:r>
-        <w:t xml:space="preserve">: recherche et prospection des minéraux ;</w:t>
+        <w:t xml:space="preserve">: recherche et prospection des minéraux;</w:t>
       </w:r>
       <w:r>
         <w:br/>
@@ -3196,7 +2982,7 @@
         <w:t xml:space="preserve"> </w:t>
       </w:r>
       <w:r>
-        <w:t xml:space="preserve">: développement des installations et extraction des ressources (mines, carrières, sablières) ;</w:t>
+        <w:t xml:space="preserve">: développement des installations et extraction des ressources (mines, carrières, sablières);</w:t>
       </w:r>
       <w:r>
         <w:br/>
@@ -3237,15 +3023,15 @@
         <w:pStyle w:val="BodyText"/>
       </w:pPr>
       <w:r>
-        <w:t xml:space="preserve">L’un des changements visibles concerne le vocabulaire utilisé. Le terme « claim », longtemps employé, a été remplacé par « droit exclusif d’exploration » ou DEE. Les deux expressions renvoient essentiellement au même type de droit, soit celui d’explorer un territoire donné pour y rechercher des substances minérales.</w:t>
-      </w:r>
-    </w:p>
-    <w:p>
-      <w:pPr>
-        <w:pStyle w:val="BodyText"/>
-      </w:pPr>
-      <w:r>
-        <w:t xml:space="preserve">Toutefois, afin de préserver la cohérence avec certains contextes historiques, documents antérieurs ou rapports techniques plus anciens, le terme « claim » pourra encore être utilisé dans certaines sections de ce chapitre.</w:t>
+        <w:t xml:space="preserve">L’un des changements visibles porte sur le vocabulaire utilisé. Le terme « claim », longtemps employé, a été remplacé par « droit exclusif d’exploration » ou DEE. Les deux expressions renvoient essentiellement au même type de droit, à savoir celui d’explorer un territoire donné afin d’y rechercher des substances minérales.</w:t>
+      </w:r>
+    </w:p>
+    <w:p>
+      <w:pPr>
+        <w:pStyle w:val="BodyText"/>
+      </w:pPr>
+      <w:r>
+        <w:t xml:space="preserve">Toutefois, afin de préserver la cohérence avec certains contextes historiques, des documents antérieurs ou des rapports techniques plus anciens, le terme « claim » pourra encore être utilisé dans la pratique professionnelle.</w:t>
       </w:r>
     </w:p>
     <w:bookmarkStart w:id="64" w:name="droit-minier-québécois-actuel"/>
@@ -3262,15 +3048,15 @@
         <w:pStyle w:val="FirstParagraph"/>
       </w:pPr>
       <w:r>
-        <w:t xml:space="preserve">Le régime minier au Québec s’appuie encore en grande partie sur le principe du libre accès. Ce système permet à toute personne d’obtenir un DEE, sauf pour certaines substances exclues par la loi, telles que le pétrole, le gaz naturel, la saumure ou certains matériaux de construction. Le fonctionnement repose sur le principe du premier arrivé, premier servi : la première personne à faire la demande obtient l’exclusivité d’explorer un territoire donné et, en cas de découverte, elle a la priorité pour entamer les démarches d’exploitation.</w:t>
-      </w:r>
-    </w:p>
-    <w:p>
-      <w:pPr>
-        <w:pStyle w:val="BodyText"/>
-      </w:pPr>
-      <w:r>
-        <w:t xml:space="preserve">Sur un terrain privé, le détenteur d’un droit d’exploration ne peut pas simplement entrer sur le site sans autorisation. Il doit d’abord obtenir l’accord du propriétaire. Certaines règles particulières peuvent également s’appliquer dans les zones périurbaines ou dans des secteurs où des droits existent déjà. En règle générale, les substances minérales relèvent du domaine public, mais la loi prévoit quelques exceptions, notamment en cas de droits acquis.</w:t>
+        <w:t xml:space="preserve">Le régime minier au Québec s’appuie encore en grande partie sur le principe du libre accès. Ce système permet à toute personne d’obtenir un DEE, sauf pour certaines substances exclues par la loi, telles que le pétrole, le gaz naturel, la saumure ou certains matériaux de construction. Le fonctionnement repose sur le principe du premier arrivé, premier servi : la première personne à faire la demande obtient l’exclusivité d’explorer un territoire donné et, en cas de découverte, a la priorité pour entamer les démarches d’exploitation.</w:t>
+      </w:r>
+    </w:p>
+    <w:p>
+      <w:pPr>
+        <w:pStyle w:val="BodyText"/>
+      </w:pPr>
+      <w:r>
+        <w:t xml:space="preserve">Sur un terrain privé, le détenteur d’un DEE ne peut pas simplement entrer sur le site sans autorisation. Il doit d’abord obtenir l’accord du propriétaire. Certaines règles particulières peuvent également s’appliquer dans les zones périurbaines ou dans des secteurs où des droits existent déjà. En règle générale, les substances minérales relèvent du domaine public, mais la loi prévoit quelques exceptions, notamment en cas de droits acquis.</w:t>
       </w:r>
     </w:p>
     <w:p>
@@ -4272,7 +4058,7 @@
         <w:pStyle w:val="BodyText"/>
       </w:pPr>
       <w:r>
-        <w:t xml:space="preserve">En plus des dépenses liées aux travaux d’exploration, le titulaire d’un DEE doit aussi payer des frais d’inscription et de renouvellement. Ces frais varient selon la superficie du terrain, sa localisation et le nombre de DEE inscrits en même temps sur un même feuillet cartographique.</w:t>
+        <w:t xml:space="preserve">En plus des dépenses liées aux travaux d’exploration, le titulaire d’un DEE doit également payer des frais d’inscription et de renouvellement. Ces frais varient selon la superficie du terrain, sa localisation et le nombre de DEE inscrits simultanément sur un même feuillet cartographique.</w:t>
       </w:r>
     </w:p>
     <w:p>
@@ -6052,15 +5838,15 @@
         <w:pStyle w:val="BodyText"/>
       </w:pPr>
       <w:r>
-        <w:t xml:space="preserve">Le titulaire d’un DEE peut demander un bail minier lorsque les travaux ont permis de démontrer la présence de réserves exploitables, au sens de la Loi sur les mines. Cette notion juridique de réserve ne se confond pas avec la réserve normalisée définie au regard de la NI 43-101 et du CIM ; la Loi n’impose pas la chaîne ressource mesurée ou indiquée → réserve présentée plus haut. Cette démonstration doit être appuyée par un rapport signé par un ingénieur ou un géologue. En règle générale, la superficie du bail ne peut pas dépasser 100 hectares, sauf si une autorisation particulière est accordée par le ministère. Le bail est accordé pour une première période de 20 ans. Il peut ensuite être renouvelé trois fois pour des périodes de 10 ans, puis prolongé par périodes de 5 ans après le troisième renouvellement.</w:t>
-      </w:r>
-    </w:p>
-    <w:p>
-      <w:pPr>
-        <w:pStyle w:val="BodyText"/>
-      </w:pPr>
-      <w:r>
-        <w:t xml:space="preserve">Pour les substances minérales de surface (SMS), il existe deux types de baux : baux exclusifs et baux non exclusifs. Les loyers dépendent de la durée du bail et de la nature de la ressource. Le montant du loyer que doit acquitter le demandeur de bail exclusif pour l’exploitation de substances minérales de surface autres que la tourbe est fixé selon la durée du bail, conformément au tableau suivant :</w:t>
+        <w:t xml:space="preserve">Le titulaire d’un DEE peut demander un bail minier lorsque les travaux ont permis de démontrer la présence de réserves exploitables, au sens de la Loi sur les mines. Cette démonstration doit être appuyée par un rapport signé par un ingénieur ou un géologue. En règle générale, la superficie du bail ne peut pas dépasser 100 hectares, sauf autorisation particulière du ministère. Le bail est accordé pour une première période de 20 ans. Il peut ensuite être renouvelé trois fois pour des périodes de 10 ans, puis prolongé par périodes de 5 ans après le troisième renouvellement.</w:t>
+      </w:r>
+    </w:p>
+    <w:p>
+      <w:pPr>
+        <w:pStyle w:val="BodyText"/>
+      </w:pPr>
+      <w:r>
+        <w:t xml:space="preserve">Pour les substances minérales de surface (SMS), il existe deux types de baux : exclusifs et non exclusifs. Les loyers dépendent de la durée du bail et de la nature de la ressource. Le montant du loyer que doit acquitter le demandeur de bail exclusif pour l’exploitation de substances minérales de surface autres que la tourbe est fixé selon la durée du bail, conformément au tableau suivant :</w:t>
       </w:r>
     </w:p>
     <w:tbl>
@@ -6356,7 +6142,7 @@
               <w:t xml:space="preserve"> </w:t>
             </w:r>
             <w:r>
-              <w:t xml:space="preserve">m³ = mètre cube ; t.m. = tonne métrique</w:t>
+              <w:t xml:space="preserve">m³ = mètre cube; t.m. = tonne métrique</w:t>
             </w:r>
           </w:p>
           <w:tbl>
@@ -6933,7 +6719,7 @@
     </w:p>
     <w:bookmarkEnd w:id="72"/>
     <w:bookmarkEnd w:id="73"/>
-    <w:bookmarkStart w:id="96" w:name="X904c33ad9faa68c11eed2d2fec193ad1d988723"/>
+    <w:bookmarkStart w:id="99" w:name="X904c33ad9faa68c11eed2d2fec193ad1d988723"/>
     <w:p>
       <w:pPr>
         <w:pStyle w:val="Heading3"/>
@@ -7326,7 +7112,7 @@
       </w:tr>
     </w:tbl>
     <w:bookmarkEnd w:id="86"/>
-    <w:bookmarkStart w:id="95" w:name="Xd4a4439bc459563828ab831584fdd25ca246371"/>
+    <w:bookmarkStart w:id="98" w:name="Xd4a4439bc459563828ab831584fdd25ca246371"/>
     <w:p>
       <w:pPr>
         <w:pStyle w:val="Heading4"/>
@@ -7543,324 +7329,104 @@
         </w:tc>
       </w:tr>
     </w:tbl>
-    <w:bookmarkEnd w:id="95"/>
+    <w:bookmarkStart w:id="97" w:name="refs"/>
+    <w:bookmarkStart w:id="96" w:name="ref-NI43101_2005"/>
+    <w:p>
+      <w:pPr>
+        <w:pStyle w:val="Bibliography"/>
+      </w:pPr>
+      <w:r>
+        <w:t xml:space="preserve">Administrators, Canadian Securities. 2005.</w:t>
+      </w:r>
+      <w:r>
+        <w:t xml:space="preserve"> </w:t>
+      </w:r>
+      <w:r>
+        <w:t xml:space="preserve">« National</w:t>
+      </w:r>
+      <w:r>
+        <w:t xml:space="preserve"> </w:t>
+      </w:r>
+      <w:r>
+        <w:t xml:space="preserve">Instrument</w:t>
+      </w:r>
+      <w:r>
+        <w:t xml:space="preserve">:</w:t>
+      </w:r>
+      <w:r>
+        <w:t xml:space="preserve"> </w:t>
+      </w:r>
+      <w:r>
+        <w:t xml:space="preserve">NI</w:t>
+      </w:r>
+      <w:r>
+        <w:t xml:space="preserve"> </w:t>
+      </w:r>
+      <w:r>
+        <w:t xml:space="preserve">- 43-101 -</w:t>
+      </w:r>
+      <w:r>
+        <w:t xml:space="preserve"> </w:t>
+      </w:r>
+      <w:r>
+        <w:t xml:space="preserve">Standards</w:t>
+      </w:r>
+      <w:r>
+        <w:t xml:space="preserve"> </w:t>
+      </w:r>
+      <w:r>
+        <w:t xml:space="preserve">of</w:t>
+      </w:r>
+      <w:r>
+        <w:t xml:space="preserve"> </w:t>
+      </w:r>
+      <w:r>
+        <w:t xml:space="preserve">Disclosure</w:t>
+      </w:r>
+      <w:r>
+        <w:t xml:space="preserve"> </w:t>
+      </w:r>
+      <w:r>
+        <w:t xml:space="preserve">for</w:t>
+      </w:r>
+      <w:r>
+        <w:t xml:space="preserve"> </w:t>
+      </w:r>
+      <w:r>
+        <w:t xml:space="preserve">Mineral</w:t>
+      </w:r>
+      <w:r>
+        <w:t xml:space="preserve"> </w:t>
+      </w:r>
+      <w:r>
+        <w:t xml:space="preserve">Projects</w:t>
+      </w:r>
+      <w:r>
+        <w:t xml:space="preserve"> »</w:t>
+      </w:r>
+      <w:r>
+        <w:t xml:space="preserve">.</w:t>
+      </w:r>
+      <w:r>
+        <w:t xml:space="preserve"> </w:t>
+      </w:r>
+      <w:hyperlink r:id="rId95">
+        <w:r>
+          <w:rPr>
+            <w:rStyle w:val="Hyperlink"/>
+          </w:rPr>
+          <w:t xml:space="preserve">https://www.osc.ca/en/securities-law/instruments-rules-policies/4/43-101/national-instrument-ni-43-101-standards-disclosure-mineral-projects-0</w:t>
+        </w:r>
+      </w:hyperlink>
+      <w:r>
+        <w:t xml:space="preserve">.</w:t>
+      </w:r>
+    </w:p>
     <w:bookmarkEnd w:id="96"/>
     <w:bookmarkEnd w:id="97"/>
-    <w:bookmarkStart w:id="101" w:name="exercices"/>
-    <w:p>
-      <w:pPr>
-        <w:pStyle w:val="Heading2"/>
-      </w:pPr>
-      <w:r>
-        <w:t xml:space="preserve">6 Exercices</w:t>
-      </w:r>
-    </w:p>
-    <w:bookmarkStart w:id="100" w:name="X9aea6704dd8e370eac7dddc94d6290fccb8692c"/>
-    <w:p>
-      <w:pPr>
-        <w:pStyle w:val="Heading3"/>
-      </w:pPr>
-      <w:r>
-        <w:t xml:space="preserve">6.1 Exercice 1 — Ressources et réserves selon la NI 43-101</w:t>
-      </w:r>
-    </w:p>
-    <w:p>
-      <w:pPr>
-        <w:pStyle w:val="FirstParagraph"/>
-      </w:pPr>
-      <w:r>
-        <w:t xml:space="preserve">Définissez, avec vos propres mots, ce que l’on entend par ressources</w:t>
-      </w:r>
-      <w:r>
-        <w:t xml:space="preserve"> </w:t>
-      </w:r>
-      <w:r>
-        <w:rPr>
-          <w:b/>
-          <w:bCs/>
-        </w:rPr>
-        <w:t xml:space="preserve">inférées</w:t>
-      </w:r>
-      <w:r>
-        <w:t xml:space="preserve">,</w:t>
-      </w:r>
-      <w:r>
-        <w:t xml:space="preserve"> </w:t>
-      </w:r>
-      <w:r>
-        <w:rPr>
-          <w:b/>
-          <w:bCs/>
-        </w:rPr>
-        <w:t xml:space="preserve">indiquées</w:t>
-      </w:r>
-      <w:r>
-        <w:t xml:space="preserve"> </w:t>
-      </w:r>
-      <w:r>
-        <w:t xml:space="preserve">et</w:t>
-      </w:r>
-      <w:r>
-        <w:t xml:space="preserve"> </w:t>
-      </w:r>
-      <w:r>
-        <w:rPr>
-          <w:b/>
-          <w:bCs/>
-        </w:rPr>
-        <w:t xml:space="preserve">mesurées</w:t>
-      </w:r>
-      <w:r>
-        <w:t xml:space="preserve">, ainsi que par réserves</w:t>
-      </w:r>
-      <w:r>
-        <w:t xml:space="preserve"> </w:t>
-      </w:r>
-      <w:r>
-        <w:rPr>
-          <w:b/>
-          <w:bCs/>
-        </w:rPr>
-        <w:t xml:space="preserve">probables</w:t>
-      </w:r>
-      <w:r>
-        <w:t xml:space="preserve"> </w:t>
-      </w:r>
-      <w:r>
-        <w:t xml:space="preserve">et</w:t>
-      </w:r>
-      <w:r>
-        <w:t xml:space="preserve"> </w:t>
-      </w:r>
-      <w:r>
-        <w:rPr>
-          <w:b/>
-          <w:bCs/>
-        </w:rPr>
-        <w:t xml:space="preserve">prouvées</w:t>
-      </w:r>
-      <w:r>
-        <w:t xml:space="preserve"> </w:t>
-      </w:r>
-      <w:r>
-        <w:t xml:space="preserve">dans un rapport technique NI 43-101. Vous devez vous appuyer sur une illustration.</w:t>
-      </w:r>
-    </w:p>
-    <w:p>
-      <w:pPr>
-        <w:pStyle w:val="BlockText"/>
-      </w:pPr>
-      <w:r>
-        <w:rPr>
-          <w:i/>
-          <w:iCs/>
-        </w:rPr>
-        <w:t xml:space="preserve">(Schéma à réaliser : cône ressources→réserves selon le niveau de confiance.)</w:t>
-      </w:r>
-    </w:p>
-    <w:tbl>
-      <w:tblPr>
-        <w:tblStyle w:val="Table"/>
-        <w:tblLook w:firstRow="0" w:lastRow="0" w:firstColumn="0" w:lastColumn="0" w:noHBand="0" w:noVBand="0" w:val="0000"/>
-        <w:tblBorders>
-          <w:top w:val="single" w:sz="4" w:space="0" w:color="0758E5"/>
-          <w:left w:val="single" w:sz="24" w:space="0" w:color="0758E5"/>
-          <w:bottom w:val="single" w:sz="4" w:space="0" w:color="0758E5"/>
-          <w:right w:val="single" w:sz="4" w:space="0" w:color="0758E5"/>
-        </w:tblBorders>
-        <w:tblCellMar>
-          <w:left w:w="144" w:type="dxa"/>
-          <w:right w:w="144" w:type="dxa"/>
-        </w:tblCellMar>
-        <w:tblLook w:firstRow="0" w:lastRow="0" w:firstColumn="0" w:lastColumn="0" w:noHBand="0" w:noVBand="0" w:val="0000"/>
-      </w:tblPr>
-      <w:tr>
-        <w:trPr>
-          <w:cantSplit/>
-        </w:trPr>
-        <w:tc>
-          <w:tcPr>
-            <w:shd w:color="auto" w:fill="dae6fb" w:val="clear"/>
-            <w:tcMar>
-              <w:top w:w="92" w:type="dxa"/>
-              <w:bottom w:w="92" w:type="dxa"/>
-            </w:tcMar>
-          </w:tcPr>
-          <w:p>
-            <w:pPr>
-              <w:pStyle w:val="FirstParagraph"/>
-            </w:pPr>
-            <w:pPr>
-              <w:spacing w:before="0" w:after="0"/>
-              <w:textAlignment w:val="center"/>
-            </w:pPr>
-            <w:r>
-              <w:drawing>
-                <wp:inline>
-                  <wp:extent cx="152400" cy="152400"/>
-                  <wp:effectExtent b="0" l="0" r="0" t="0"/>
-                  <wp:docPr descr="" title="" id="98" name="Picture"/>
-                  <a:graphic>
-                    <a:graphicData uri="http://schemas.openxmlformats.org/drawingml/2006/picture">
-                      <pic:pic>
-                        <pic:nvPicPr>
-                          <pic:cNvPr descr="C:\Users\danyl\AppData\Local\Programs\Quarto\share\formats\docx\note.png" id="99" name="Picture"/>
-                          <pic:cNvPicPr>
-                            <a:picLocks noChangeArrowheads="1" noChangeAspect="1"/>
-                          </pic:cNvPicPr>
-                        </pic:nvPicPr>
-                        <pic:blipFill>
-                          <a:blip r:embed="rId23"/>
-                          <a:stretch>
-                            <a:fillRect/>
-                          </a:stretch>
-                        </pic:blipFill>
-                        <pic:spPr bwMode="auto">
-                          <a:xfrm>
-                            <a:off x="0" y="0"/>
-                            <a:ext cx="152400" cy="152400"/>
-                          </a:xfrm>
-                          <a:prstGeom prst="rect">
-                            <a:avLst/>
-                          </a:prstGeom>
-                          <a:noFill/>
-                          <a:ln w="9525">
-                            <a:noFill/>
-                            <a:headEnd/>
-                            <a:tailEnd/>
-                          </a:ln>
-                        </pic:spPr>
-                      </pic:pic>
-                    </a:graphicData>
-                  </a:graphic>
-                </wp:inline>
-              </w:drawing>
-            </w:r>
-            <w:r>
-              <w:t xml:space="preserve"> </w:t>
-            </w:r>
-            <w:r>
-              <w:t xml:space="preserve"> </w:t>
-            </w:r>
-            <w:r>
-              <w:t xml:space="preserve">Solution</w:t>
-            </w:r>
-          </w:p>
-        </w:tc>
-      </w:tr>
-      <w:tr>
-        <w:trPr>
-          <w:cantSplit/>
-        </w:trPr>
-        <w:tc>
-          <w:tcPr>
-            <w:tcMar>
-              <w:top w:w="108" w:type="dxa"/>
-              <w:bottom w:w="108" w:type="dxa"/>
-            </w:tcMar>
-          </w:tcPr>
-          <w:p>
-            <w:pPr>
-              <w:pStyle w:val="BodyText"/>
-            </w:pPr>
-            <w:pPr>
-              <w:spacing w:before="16"/>
-            </w:pPr>
-            <w:r>
-              <w:rPr>
-                <w:b/>
-                <w:bCs/>
-              </w:rPr>
-              <w:t xml:space="preserve">Ressources inférées</w:t>
-            </w:r>
-            <w:r>
-              <w:t xml:space="preserve"> </w:t>
-            </w:r>
-            <w:r>
-              <w:t xml:space="preserve">— Elles reposent sur des données limitées (forages espacés, peu de contrôle géologique). Elles donnent une idée du potentiel du gisement, mais avec une forte incertitude.</w:t>
-            </w:r>
-          </w:p>
-          <w:p>
-            <w:pPr>
-              <w:pStyle w:val="BodyText"/>
-            </w:pPr>
-            <w:r>
-              <w:rPr>
-                <w:b/>
-                <w:bCs/>
-              </w:rPr>
-              <w:t xml:space="preserve">Ressources indiquées</w:t>
-            </w:r>
-            <w:r>
-              <w:t xml:space="preserve"> </w:t>
-            </w:r>
-            <w:r>
-              <w:t xml:space="preserve">— Elles sont appuyées par davantage de données (forages plus rapprochés, meilleure compréhension de la géologie). L’estimation est plus fiable et permet certaines évaluations économiques préliminaires.</w:t>
-            </w:r>
-          </w:p>
-          <w:p>
-            <w:pPr>
-              <w:pStyle w:val="BodyText"/>
-            </w:pPr>
-            <w:r>
-              <w:rPr>
-                <w:b/>
-                <w:bCs/>
-              </w:rPr>
-              <w:t xml:space="preserve">Ressources mesurées</w:t>
-            </w:r>
-            <w:r>
-              <w:t xml:space="preserve"> </w:t>
-            </w:r>
-            <w:r>
-              <w:t xml:space="preserve">— Elles sont fondées sur un grand nombre de données de qualité, bien distribuées. Le degré de confiance est très élevé et ces ressources peuvent servir directement à planifier l’exploitation minière.</w:t>
-            </w:r>
-          </w:p>
-          <w:p>
-            <w:pPr>
-              <w:pStyle w:val="BodyText"/>
-            </w:pPr>
-            <w:r>
-              <w:rPr>
-                <w:b/>
-                <w:bCs/>
-              </w:rPr>
-              <w:t xml:space="preserve">Réserves probables</w:t>
-            </w:r>
-            <w:r>
-              <w:t xml:space="preserve"> </w:t>
-            </w:r>
-            <w:r>
-              <w:t xml:space="preserve">— Les réserves minérales probables constituent la partie économiquement exploitable des ressources minérales indiquées et, dans certains cas, mesurées. Le degré de confiance accordé aux facteurs modificateurs s’appliquant à une réserve minérale probable est inférieur à celui s’appliquant à une réserve minérale prouvée.</w:t>
-            </w:r>
-          </w:p>
-          <w:p>
-            <w:pPr>
-              <w:pStyle w:val="BodyText"/>
-            </w:pPr>
-            <w:pPr>
-              <w:spacing w:after="16"/>
-            </w:pPr>
-            <w:r>
-              <w:rPr>
-                <w:b/>
-                <w:bCs/>
-              </w:rPr>
-              <w:t xml:space="preserve">Réserves prouvées</w:t>
-            </w:r>
-            <w:r>
-              <w:t xml:space="preserve"> </w:t>
-            </w:r>
-            <w:r>
-              <w:t xml:space="preserve">— Les réserves minérales prouvées constituent la partie économiquement exploitable des ressources minérales mesurées. Une réserve minérale prouvée implique un degré de confiance élevé dans les facteurs modificateurs.</w:t>
-            </w:r>
-          </w:p>
-          <w:p/>
-        </w:tc>
-      </w:tr>
-    </w:tbl>
+    <w:bookmarkEnd w:id="98"/>
+    <w:bookmarkEnd w:id="99"/>
     <w:bookmarkEnd w:id="100"/>
-    <w:bookmarkEnd w:id="101"/>
     <w:sectPr>
       <w:footnotePr>
         <w:numRestart w:val="eachSect"/>

--- a/exports/C01/C01_NI43101.docx
+++ b/exports/C01/C01_NI43101.docx
@@ -378,7 +378,7 @@
         <w:pStyle w:val="Heading3"/>
       </w:pPr>
       <w:r>
-        <w:t xml:space="preserve">1.1 Introduction aux rapports techniques miniers</w:t>
+        <w:t xml:space="preserve">Introduction aux rapports techniques miniers</w:t>
       </w:r>
     </w:p>
     <w:p>
@@ -456,7 +456,7 @@
         <w:pStyle w:val="Heading3"/>
       </w:pPr>
       <w:r>
-        <w:t xml:space="preserve">1.2 Notion de confiance et niveaux d’incertitude</w:t>
+        <w:t xml:space="preserve">Notion de confiance et niveaux d’incertitude</w:t>
       </w:r>
     </w:p>
     <w:p>
@@ -744,7 +744,7 @@
         <w:pStyle w:val="Heading3"/>
       </w:pPr>
       <w:r>
-        <w:t xml:space="preserve">2.1 Introduction aux modèles de blocs</w:t>
+        <w:t xml:space="preserve">Introduction aux modèles de blocs</w:t>
       </w:r>
     </w:p>
     <w:p>
@@ -1023,7 +1023,7 @@
         <w:pStyle w:val="Heading3"/>
       </w:pPr>
       <w:r>
-        <w:t xml:space="preserve">2.2 Ressources et réserves</w:t>
+        <w:t xml:space="preserve">Ressources et réserves</w:t>
       </w:r>
     </w:p>
     <w:p>
@@ -1081,7 +1081,7 @@
         <w:pStyle w:val="Heading3"/>
       </w:pPr>
       <w:r>
-        <w:t xml:space="preserve">2.3 Catégories de ressources et de réserves</w:t>
+        <w:t xml:space="preserve">Catégories de ressources et de réserves</w:t>
       </w:r>
     </w:p>
     <w:p>
@@ -1799,7 +1799,7 @@
         <w:pStyle w:val="Heading3"/>
       </w:pPr>
       <w:r>
-        <w:t xml:space="preserve">2.4 Disponibilité des rapports techniques NI 43-101</w:t>
+        <w:t xml:space="preserve">Disponibilité des rapports techniques NI 43-101</w:t>
       </w:r>
     </w:p>
     <w:p>
@@ -1929,7 +1929,7 @@
         <w:pStyle w:val="Heading3"/>
       </w:pPr>
       <w:r>
-        <w:t xml:space="preserve">3.1 Expérience de la personne qualifiée</w:t>
+        <w:t xml:space="preserve">Expérience de la personne qualifiée</w:t>
       </w:r>
     </w:p>
     <w:p>
@@ -2007,7 +2007,7 @@
         <w:pStyle w:val="Heading3"/>
       </w:pPr>
       <w:r>
-        <w:t xml:space="preserve">3.2 Responsabilités de la personne qualifiée</w:t>
+        <w:t xml:space="preserve">Responsabilités de la personne qualifiée</w:t>
       </w:r>
     </w:p>
     <w:p>
@@ -2057,7 +2057,7 @@
         <w:pStyle w:val="Heading3"/>
       </w:pPr>
       <w:r>
-        <w:t xml:space="preserve">3.3 Certificats et consentements</w:t>
+        <w:t xml:space="preserve">Certificats et consentements</w:t>
       </w:r>
     </w:p>
     <w:p>
@@ -2267,7 +2267,7 @@
         <w:pStyle w:val="Heading3"/>
       </w:pPr>
       <w:r>
-        <w:t xml:space="preserve">4.1 Liste des rubriques du rapport NI 43-101</w:t>
+        <w:t xml:space="preserve">Liste des rubriques du rapport NI 43-101</w:t>
       </w:r>
     </w:p>
     <w:p>
@@ -2843,7 +2843,7 @@
         <w:pStyle w:val="Heading3"/>
       </w:pPr>
       <w:r>
-        <w:t xml:space="preserve">4.2 Remarques finales</w:t>
+        <w:t xml:space="preserve">Remarques finales</w:t>
       </w:r>
     </w:p>
     <w:p>
@@ -3040,7 +3040,7 @@
         <w:pStyle w:val="Heading3"/>
       </w:pPr>
       <w:r>
-        <w:t xml:space="preserve">5.1 Droit minier québécois actuel</w:t>
+        <w:t xml:space="preserve">Droit minier québécois actuel</w:t>
       </w:r>
     </w:p>
     <w:p>
@@ -5810,7 +5810,7 @@
         <w:pStyle w:val="Heading3"/>
       </w:pPr>
       <w:r>
-        <w:t xml:space="preserve">5.2 Permis et baux d’exploitation</w:t>
+        <w:t xml:space="preserve">Permis et baux d’exploitation</w:t>
       </w:r>
     </w:p>
     <w:p>
@@ -6091,7 +6091,7 @@
         <w:pStyle w:val="Heading4"/>
       </w:pPr>
       <w:r>
-        <w:t xml:space="preserve">5.2.1 Redevances sur les substances minérales de surface</w:t>
+        <w:t xml:space="preserve">Redevances sur les substances minérales de surface</w:t>
       </w:r>
     </w:p>
     <w:p>
@@ -6362,7 +6362,7 @@
         <w:pStyle w:val="Heading3"/>
       </w:pPr>
       <w:r>
-        <w:t xml:space="preserve">5.3 Modifications législatives de 2013</w:t>
+        <w:t xml:space="preserve">Modifications législatives de 2013</w:t>
       </w:r>
     </w:p>
     <w:p>
@@ -6379,7 +6379,7 @@
         <w:pStyle w:val="Heading4"/>
       </w:pPr>
       <w:r>
-        <w:t xml:space="preserve">5.3.1 Obligations et responsabilités accrues des titulaires de droits miniers</w:t>
+        <w:t xml:space="preserve">Obligations et responsabilités accrues des titulaires de droits miniers</w:t>
       </w:r>
     </w:p>
     <w:p>
@@ -6455,7 +6455,7 @@
         <w:pStyle w:val="Heading4"/>
       </w:pPr>
       <w:r>
-        <w:t xml:space="preserve">5.3.2 Transparence accrue</w:t>
+        <w:t xml:space="preserve">Transparence accrue</w:t>
       </w:r>
     </w:p>
     <w:p>
@@ -6521,7 +6521,7 @@
         <w:pStyle w:val="Heading3"/>
       </w:pPr>
       <w:r>
-        <w:t xml:space="preserve">5.4 Modifications législatives de 2024</w:t>
+        <w:t xml:space="preserve">Modifications législatives de 2024</w:t>
       </w:r>
     </w:p>
     <w:p>
@@ -6538,7 +6538,7 @@
         <w:pStyle w:val="Heading4"/>
       </w:pPr>
       <w:r>
-        <w:t xml:space="preserve">5.4.1 Principaux changements apportés par la Loi 63 (2024)</w:t>
+        <w:t xml:space="preserve">Principaux changements apportés par la Loi 63 (2024)</w:t>
       </w:r>
     </w:p>
     <w:p>
@@ -6725,7 +6725,7 @@
         <w:pStyle w:val="Heading3"/>
       </w:pPr>
       <w:r>
-        <w:t xml:space="preserve">5.5 Cartes des titres miniers, des contraintes à l’exploration et des projets miniers au Québec</w:t>
+        <w:t xml:space="preserve">Cartes des titres miniers, des contraintes à l’exploration et des projets miniers au Québec</w:t>
       </w:r>
     </w:p>
     <w:p>
@@ -6900,7 +6900,7 @@
         <w:pStyle w:val="Heading4"/>
       </w:pPr>
       <w:r>
-        <w:t xml:space="preserve">5.5.1 Titres miniers actifs et contraintes à l’exploration</w:t>
+        <w:t xml:space="preserve">Titres miniers actifs et contraintes à l’exploration</w:t>
       </w:r>
     </w:p>
     <w:p>
@@ -7118,7 +7118,7 @@
         <w:pStyle w:val="Heading4"/>
       </w:pPr>
       <w:r>
-        <w:t xml:space="preserve">5.5.2 Mines actives, mines en maintenance et projets miniers</w:t>
+        <w:t xml:space="preserve">Mines actives, mines en maintenance et projets miniers</w:t>
       </w:r>
     </w:p>
     <w:p>
